--- a/docs/flucase/flucase测试教程_复核员录入员观察者_20261016.docx
+++ b/docs/flucase/flucase测试教程_复核员录入员观察者_20261016.docx
@@ -182,7 +182,7 @@
                 <w:sz w:val="19"/>
                 <w:szCs w:val="19"/>
               </w:rPr>
-              <w:t xml:space="preserve">复核员（reviewer1、reviewer2）、录入员（entry_gd）、观察者（viewer1）</w:t>
+              <w:t xml:space="preserve">复核员（rev_a、rev_b）、录入员（entry_gd）、观察者（viewer1）</w:t>
             </w:r>
           </w:p>
         </w:tc>
@@ -371,7 +371,7 @@
                 <w:sz w:val="19"/>
                 <w:szCs w:val="19"/>
               </w:rPr>
-              <w:t xml:space="preserve">本机正式模式、虚构数据，flucase main 51beaca</w:t>
+              <w:t xml:space="preserve">本机正式模式、虚构数据，flucase fix/t0-r4-20261016 470cae9</w:t>
             </w:r>
           </w:p>
         </w:tc>
@@ -463,7 +463,7 @@
           <w:sz w:val="21"/>
           <w:szCs w:val="21"/>
         </w:rPr>
-        <w:t xml:space="preserve">4　本次测试发现、与这三个角色有关的问题</w:t>
+        <w:t xml:space="preserve">4　2026-10-16 测试发现的问题：已修复</w:t>
       </w:r>
     </w:p>
     <w:p>
@@ -482,7 +482,7 @@
           <w:sz w:val="17"/>
           <w:szCs w:val="17"/>
         </w:rPr>
-        <w:t xml:space="preserve">截图来自 2026-10-16 的本机正式模式测试（flucase main 51beaca，FLUCASE_ENV=prod），病例、姓名、编号全部虚构，本文不含任何真实病例。真实数据测试时只回报计数、问题代码、页面现象和原表列名，不发病例内容，也不发带病例信息的截图。</w:t>
+        <w:t xml:space="preserve">截图来自 2026-10-16 测试问题修复后的本机正式模式测试（flucase fix/t0-r4-20261016 470cae9，FLUCASE_ENV=prod），病例、姓名、编号全部虚构，本文不含任何真实病例。真实数据测试时只回报计数、问题代码、页面现象和原表列名，不发病例内容，也不发带病例信息的截图。</w:t>
       </w:r>
     </w:p>
     <w:p>
@@ -754,7 +754,7 @@
                 <w:sz w:val="19"/>
                 <w:szCs w:val="19"/>
               </w:rPr>
-              <w:t xml:space="preserve">系统的结论、另一位复核员的判定、病例编号（盲法）</w:t>
+              <w:t xml:space="preserve">系统的结论、另一位复核员的判定、病例编号、R 编号（盲法）</w:t>
             </w:r>
           </w:p>
         </w:tc>
@@ -967,7 +967,7 @@
                 <w:sz w:val="19"/>
                 <w:szCs w:val="19"/>
               </w:rPr>
-              <w:t xml:space="preserve">我的中心、导入记录、总览、质控看板、使用说明</w:t>
+              <w:t xml:space="preserve">我的中心（各中心汇总）、总览、质控看板、使用说明</w:t>
             </w:r>
           </w:p>
         </w:tc>
@@ -996,7 +996,7 @@
                 <w:sz w:val="19"/>
                 <w:szCs w:val="19"/>
               </w:rPr>
-              <w:t xml:space="preserve">病例库、病例详情、候选分级、复核</w:t>
+              <w:t xml:space="preserve">导入记录、回执、问题清单、病例库、病例详情、原始文件、候选分级、复核（D46）</w:t>
             </w:r>
           </w:p>
         </w:tc>
@@ -1050,11 +1050,11 @@
             <w:tcW w:type="dxa" w:w="9638"/>
             <w:tcBorders>
               <w:top w:val="none" w:color="FFFFFF" w:sz="0"/>
-              <w:left w:val="single" w:color="E0A100" w:sz="24"/>
+              <w:left w:val="single" w:color="2A78D6" w:sz="24"/>
               <w:bottom w:val="none" w:color="FFFFFF" w:sz="0"/>
               <w:right w:val="none" w:color="FFFFFF" w:sz="0"/>
             </w:tcBorders>
-            <w:shd w:fill="FFF3D6" w:color="auto" w:val="clear"/>
+            <w:shd w:fill="EAF2FC" w:color="auto" w:val="clear"/>
             <w:tcMar>
               <w:top w:type="dxa" w:w="80"/>
               <w:left w:type="dxa" w:w="120"/>
@@ -1073,7 +1073,7 @@
                 <w:sz w:val="20"/>
                 <w:szCs w:val="20"/>
               </w:rPr>
-              <w:t xml:space="preserve">复核员账号的用户名</w:t>
+              <w:t xml:space="preserve">复核批次</w:t>
             </w:r>
           </w:p>
           <w:p>
@@ -1085,39 +1085,7 @@
                 <w:sz w:val="20"/>
                 <w:szCs w:val="20"/>
               </w:rPr>
-              <w:t xml:space="preserve">目前后端只把复核条目分给用户名为 </w:t>
-            </w:r>
-            <w:r>
-              <w:rPr>
-                <w:rFonts w:ascii="Consolas" w:eastAsia="Microsoft YaHei" w:hAnsi="Consolas"/>
-                <w:sz w:val="20"/>
-                <w:szCs w:val="20"/>
-                <w:shd w:fill="F0EFEC" w:color="auto" w:val="clear"/>
-              </w:rPr>
-              <w:t xml:space="preserve">reviewer1</w:t>
-            </w:r>
-            <w:r>
-              <w:rPr>
-                <w:sz w:val="20"/>
-                <w:szCs w:val="20"/>
-              </w:rPr>
-              <w:t xml:space="preserve">、</w:t>
-            </w:r>
-            <w:r>
-              <w:rPr>
-                <w:rFonts w:ascii="Consolas" w:eastAsia="Microsoft YaHei" w:hAnsi="Consolas"/>
-                <w:sz w:val="20"/>
-                <w:szCs w:val="20"/>
-                <w:shd w:fill="F0EFEC" w:color="auto" w:val="clear"/>
-              </w:rPr>
-              <w:t xml:space="preserve">reviewer2</w:t>
-            </w:r>
-            <w:r>
-              <w:rPr>
-                <w:sz w:val="20"/>
-                <w:szCs w:val="20"/>
-              </w:rPr>
-              <w:t xml:space="preserve"> 的账号；用别的用户名建的复核员分不到条目。复核批次也要研究者先建好（页面上暂无入口，见《研究者测试教程》步骤 7）。</w:t>
+              <w:t xml:space="preserve">复核员的用户名随意（本次 rev_a、rev_b）。研究者在“复核”页点“建复核批次”、选上复核员之后，条目才会出现在复核员的队列里（《研究者测试教程》步骤 7）。</w:t>
             </w:r>
           </w:p>
         </w:tc>
@@ -1262,7 +1230,7 @@
                 <w:sz w:val="20"/>
                 <w:szCs w:val="20"/>
               </w:rPr>
-              <w:t xml:space="preserve">用 reviewer1 登录（登录后直接进入“复核”）</w:t>
+              <w:t xml:space="preserve">用 rev_a 登录（登录后直接进入“复核”）</w:t>
             </w:r>
           </w:p>
           <w:p>
@@ -1313,7 +1281,7 @@
                 <w:sz w:val="20"/>
                 <w:szCs w:val="20"/>
               </w:rPr>
-              <w:t xml:space="preserve">左侧只有总览、复核、使用说明</w:t>
+              <w:t xml:space="preserve">左侧只有总览、复核、使用说明（没有“研究者”分组标题）</w:t>
             </w:r>
           </w:p>
           <w:p>
@@ -1347,7 +1315,7 @@
                 <w:sz w:val="20"/>
                 <w:szCs w:val="20"/>
               </w:rPr>
-              <w:t xml:space="preserve">“我的条目 0/17”（本次 reviewer1 分到 17 条：A 类 8 条、B 类 9 条；reviewer2 分到 15 条）</w:t>
+              <w:t xml:space="preserve">“我的条目 0/23”（本次 rev_a、rev_b 各分到 23 条：A 类 9 条、B 类 14 条；GD 批次和 GAM 批次都有）</w:t>
             </w:r>
           </w:p>
           <w:p>
@@ -1380,7 +1348,7 @@
                 <w:sz w:val="20"/>
                 <w:szCs w:val="20"/>
               </w:rPr>
-              <w:t xml:space="preserve">（时间核对、语境判断、吸氧状态、随机核对），不写 R 编号</w:t>
+              <w:t xml:space="preserve">（时间核对、语境判断、吸氧状态、随机核对），不写 R 编号；后端发给复核员的数据里也没有 R 编号</w:t>
             </w:r>
           </w:p>
         </w:tc>
@@ -1452,77 +1420,6 @@
         <w:t xml:space="preserve">图 1　复核员的队列：左栏条目，右栏问题与证据</w:t>
       </w:r>
     </w:p>
-    <w:tbl>
-      <w:tblPr>
-        <w:tblW w:type="dxa" w:w="9638"/>
-        <w:tblBorders>
-          <w:top w:val="single" w:color="auto" w:sz="4"/>
-          <w:left w:val="single" w:color="auto" w:sz="4"/>
-          <w:bottom w:val="single" w:color="auto" w:sz="4"/>
-          <w:right w:val="single" w:color="auto" w:sz="4"/>
-          <w:insideH w:val="single" w:color="auto" w:sz="4"/>
-          <w:insideV w:val="single" w:color="auto" w:sz="4"/>
-        </w:tblBorders>
-        <w:tblLayout w:type="fixed"/>
-      </w:tblPr>
-      <w:tblGrid>
-        <w:gridCol w:w="9638"/>
-      </w:tblGrid>
-      <w:tr>
-        <w:trPr>
-          <w:cantSplit/>
-        </w:trPr>
-        <w:tc>
-          <w:tcPr>
-            <w:tcW w:type="dxa" w:w="9638"/>
-            <w:tcBorders>
-              <w:top w:val="none" w:color="FFFFFF" w:sz="0"/>
-              <w:left w:val="single" w:color="E0A100" w:sz="24"/>
-              <w:bottom w:val="none" w:color="FFFFFF" w:sz="0"/>
-              <w:right w:val="none" w:color="FFFFFF" w:sz="0"/>
-            </w:tcBorders>
-            <w:shd w:fill="FFF3D6" w:color="auto" w:val="clear"/>
-            <w:tcMar>
-              <w:top w:type="dxa" w:w="80"/>
-              <w:left w:type="dxa" w:w="120"/>
-              <w:bottom w:type="dxa" w:w="80"/>
-              <w:right w:type="dxa" w:w="120"/>
-            </w:tcMar>
-          </w:tcPr>
-          <w:p>
-            <w:pPr>
-              <w:spacing w:after="60"/>
-            </w:pPr>
-            <w:r>
-              <w:rPr>
-                <w:b/>
-                <w:bCs/>
-                <w:sz w:val="20"/>
-                <w:szCs w:val="20"/>
-              </w:rPr>
-              <w:t xml:space="preserve">已知问题（本次测试发现，修复前会遇到）</w:t>
-            </w:r>
-          </w:p>
-          <w:p>
-            <w:pPr>
-              <w:spacing w:line="300"/>
-            </w:pPr>
-            <w:r>
-              <w:rPr>
-                <w:sz w:val="20"/>
-                <w:szCs w:val="20"/>
-              </w:rPr>
-              <w:t xml:space="preserve">复核员左侧菜单上方也写着“研究者”分组标题。</w:t>
-            </w:r>
-          </w:p>
-        </w:tc>
-      </w:tr>
-    </w:tbl>
-    <w:p>
-      <w:pPr>
-        <w:spacing w:after="100" w:line="120"/>
-      </w:pPr>
-    </w:p>
     <w:p>
       <w:pPr>
         <w:pStyle w:val="Heading2"/>
@@ -1648,7 +1545,7 @@
                 <w:sz w:val="20"/>
                 <w:szCs w:val="20"/>
               </w:rPr>
-              <w:t xml:space="preserve">选左栏的一条（示例 #12：“该次就诊是否使用有创机械通气（气管插管）？若是，首次时间？”）</w:t>
+              <w:t xml:space="preserve">选左栏的一条“时间核对”（示例：“该次就诊是否使用有创机械通气（气管插管）？若是，首次时间？”）</w:t>
             </w:r>
           </w:p>
           <w:p>
@@ -1733,7 +1630,7 @@
                 <w:sz w:val="20"/>
                 <w:szCs w:val="20"/>
               </w:rPr>
-              <w:t xml:space="preserve">背景只有年龄段、来源、预测时点；证据是文书片段（如“2025-12-16 12:00 日常病程记录 … 予气管插管接有创呼吸机辅助通气”）</w:t>
+              <w:t xml:space="preserve">背景只有年龄段、来源、预测时点；证据是文书片段（如“… 日常病程记录 … 予气管插管接有创呼吸机辅助通气”）或原表单元格</w:t>
             </w:r>
           </w:p>
           <w:p>
@@ -1767,7 +1664,80 @@
                 <w:sz w:val="20"/>
                 <w:szCs w:val="20"/>
               </w:rPr>
-              <w:t xml:space="preserve">提交后提示“已提交 #12”，自动跳到下一条，进度变成 1/17</w:t>
+              <w:t xml:space="preserve">提交后提示“已提交 #N”，自动跳到下一条，进度加 1</w:t>
+            </w:r>
+          </w:p>
+        </w:tc>
+      </w:tr>
+    </w:tbl>
+    <w:p>
+      <w:pPr>
+        <w:spacing w:after="100" w:line="120"/>
+      </w:pPr>
+    </w:p>
+    <w:tbl>
+      <w:tblPr>
+        <w:tblW w:type="dxa" w:w="9638"/>
+        <w:tblBorders>
+          <w:top w:val="single" w:color="auto" w:sz="4"/>
+          <w:left w:val="single" w:color="auto" w:sz="4"/>
+          <w:bottom w:val="single" w:color="auto" w:sz="4"/>
+          <w:right w:val="single" w:color="auto" w:sz="4"/>
+          <w:insideH w:val="single" w:color="auto" w:sz="4"/>
+          <w:insideV w:val="single" w:color="auto" w:sz="4"/>
+        </w:tblBorders>
+        <w:tblLayout w:type="fixed"/>
+      </w:tblPr>
+      <w:tblGrid>
+        <w:gridCol w:w="9638"/>
+      </w:tblGrid>
+      <w:tr>
+        <w:trPr>
+          <w:cantSplit/>
+        </w:trPr>
+        <w:tc>
+          <w:tcPr>
+            <w:tcW w:type="dxa" w:w="9638"/>
+            <w:tcBorders>
+              <w:top w:val="none" w:color="FFFFFF" w:sz="0"/>
+              <w:left w:val="single" w:color="2A78D6" w:sz="24"/>
+              <w:bottom w:val="none" w:color="FFFFFF" w:sz="0"/>
+              <w:right w:val="none" w:color="FFFFFF" w:sz="0"/>
+            </w:tcBorders>
+            <w:shd w:fill="EAF2FC" w:color="auto" w:val="clear"/>
+            <w:tcMar>
+              <w:top w:type="dxa" w:w="80"/>
+              <w:left w:type="dxa" w:w="120"/>
+              <w:bottom w:type="dxa" w:w="80"/>
+              <w:right w:type="dxa" w:w="120"/>
+            </w:tcMar>
+          </w:tcPr>
+          <w:p>
+            <w:pPr>
+              <w:spacing w:line="300"/>
+            </w:pPr>
+            <w:r>
+              <w:rPr>
+                <w:sz w:val="20"/>
+                <w:szCs w:val="20"/>
+              </w:rPr>
+              <w:t xml:space="preserve">时间可以直接输入（如 </w:t>
+            </w:r>
+            <w:r>
+              <w:rPr>
+                <w:rFonts w:ascii="Consolas" w:eastAsia="Microsoft YaHei" w:hAnsi="Consolas"/>
+                <w:sz w:val="20"/>
+                <w:szCs w:val="20"/>
+                <w:shd w:fill="F0EFEC" w:color="auto" w:val="clear"/>
+              </w:rPr>
+              <w:t xml:space="preserve">2025-12-16 12:00</w:t>
+            </w:r>
+            <w:r>
+              <w:rPr>
+                <w:sz w:val="20"/>
+                <w:szCs w:val="20"/>
+              </w:rPr>
+              <w:t xml:space="preserve">），输完按回车。提交前看一眼时间框：本次测试输入后直接点了弹出面板的“确定”，时间被换成了当前时间（之后按步骤 4 改判改正）。</w:t>
             </w:r>
           </w:p>
         </w:tc>
@@ -1850,7 +1820,7 @@
           <wp:inline distT="0" distB="0" distL="0" distR="0">
             <wp:extent cx="6096000" cy="3810000"/>
             <wp:effectExtent t="0" r="0" b="0" l="0"/>
-            <wp:docPr id="3" name="图 3　填好时间和理由" descr="图 3　填好时间和理由" title="图 3　填好时间和理由"/>
+            <wp:docPr id="3" name="图 3　填好时间和理由（另一条时间核对：是否进入 ICU）" descr="图 3　填好时间和理由（另一条时间核对：是否进入 ICU）" title="图 3　填好时间和理由（另一条时间核对：是否进入 ICU）"/>
             <wp:cNvGraphicFramePr>
               <a:graphicFrameLocks xmlns:a="http://schemas.openxmlformats.org/drawingml/2006/main" noChangeAspect="1"/>
             </wp:cNvGraphicFramePr>
@@ -1897,7 +1867,7 @@
           <w:sz w:val="18"/>
           <w:szCs w:val="18"/>
         </w:rPr>
-        <w:t xml:space="preserve">图 3　填好时间和理由</w:t>
+        <w:t xml:space="preserve">图 3　填好时间和理由（另一条时间核对：是否进入 ICU）</w:t>
       </w:r>
     </w:p>
     <w:p>
@@ -2025,7 +1995,7 @@
                 <w:sz w:val="20"/>
                 <w:szCs w:val="20"/>
               </w:rPr>
-              <w:t xml:space="preserve">选一条“语境判断”（示例 #16：“‘必要时气管插管’是否表示当时已经使用有创机械通气？”）</w:t>
+              <w:t xml:space="preserve">选一条“语境判断”（示例：“‘必要时气管插管’是否表示当时已经使用有创机械通气？”）</w:t>
             </w:r>
           </w:p>
           <w:p>
@@ -2324,7 +2294,24 @@
                 <w:sz w:val="20"/>
                 <w:szCs w:val="20"/>
               </w:rPr>
-              <w:t xml:space="preserve">改一个结论，不写原因直接提交</w:t>
+              <w:t xml:space="preserve">改结论或时间，不写“修改原因”直接提交</w:t>
+            </w:r>
+          </w:p>
+          <w:p>
+            <w:pPr>
+              <w:pStyle w:val="ListParagraph"/>
+              <w:numPr>
+                <w:ilvl w:val="0"/>
+                <w:numId w:val="6"/>
+              </w:numPr>
+              <w:spacing w:after="30" w:line="276"/>
+            </w:pPr>
+            <w:r>
+              <w:rPr>
+                <w:sz w:val="20"/>
+                <w:szCs w:val="20"/>
+              </w:rPr>
+              <w:t xml:space="preserve">在“修改原因（必填）”里写原因，再“提交修改”</w:t>
             </w:r>
           </w:p>
         </w:tc>
@@ -2392,7 +2379,7 @@
                 <w:sz w:val="20"/>
                 <w:szCs w:val="20"/>
               </w:rPr>
-              <w:t xml:space="preserve">“修改历史”能看到这一条以前的判定</w:t>
+              <w:t xml:space="preserve">写了原因后提示“已修改 #N（原判定保留在历史里）”；“修改历史”能看到这一条以前的判定</w:t>
             </w:r>
           </w:p>
         </w:tc>
@@ -2589,7 +2576,7 @@
                 <w:sz w:val="20"/>
                 <w:szCs w:val="20"/>
               </w:rPr>
-              <w:t xml:space="preserve">reviewer2 登录，对同一条 #12 判“否”</w:t>
+              <w:t xml:space="preserve">rev_b 登录，对同一条 A 类条目判“否”</w:t>
             </w:r>
           </w:p>
           <w:p>
@@ -2640,7 +2627,7 @@
                 <w:sz w:val="20"/>
                 <w:szCs w:val="20"/>
               </w:rPr>
-              <w:t xml:space="preserve">reviewer2 的队列里看不到 reviewer1 的判定；病例编号显示为“—”；看不到系统分级</w:t>
+              <w:t xml:space="preserve">rev_b 的队列里看不到 rev_a 的判定；病例编号显示为“—”；看不到系统分级</w:t>
             </w:r>
           </w:p>
           <w:p>
@@ -2657,7 +2644,7 @@
                 <w:sz w:val="20"/>
                 <w:szCs w:val="20"/>
               </w:rPr>
-              <w:t xml:space="preserve">本次用接口核对：复核员只能取到自己的判定；读病例、候选分级、共识都被拒绝（403）</w:t>
+              <w:t xml:space="preserve">复核员只能取到自己的判定；读病例、候选分级、共识都被拒绝（403）</w:t>
             </w:r>
           </w:p>
           <w:p>
@@ -2959,77 +2946,6 @@
         <w:t xml:space="preserve">图 6　录入员的“入组录入”</w:t>
       </w:r>
     </w:p>
-    <w:tbl>
-      <w:tblPr>
-        <w:tblW w:type="dxa" w:w="9638"/>
-        <w:tblBorders>
-          <w:top w:val="single" w:color="auto" w:sz="4"/>
-          <w:left w:val="single" w:color="auto" w:sz="4"/>
-          <w:bottom w:val="single" w:color="auto" w:sz="4"/>
-          <w:right w:val="single" w:color="auto" w:sz="4"/>
-          <w:insideH w:val="single" w:color="auto" w:sz="4"/>
-          <w:insideV w:val="single" w:color="auto" w:sz="4"/>
-        </w:tblBorders>
-        <w:tblLayout w:type="fixed"/>
-      </w:tblPr>
-      <w:tblGrid>
-        <w:gridCol w:w="9638"/>
-      </w:tblGrid>
-      <w:tr>
-        <w:trPr>
-          <w:cantSplit/>
-        </w:trPr>
-        <w:tc>
-          <w:tcPr>
-            <w:tcW w:type="dxa" w:w="9638"/>
-            <w:tcBorders>
-              <w:top w:val="none" w:color="FFFFFF" w:sz="0"/>
-              <w:left w:val="single" w:color="E0A100" w:sz="24"/>
-              <w:bottom w:val="none" w:color="FFFFFF" w:sz="0"/>
-              <w:right w:val="none" w:color="FFFFFF" w:sz="0"/>
-            </w:tcBorders>
-            <w:shd w:fill="FFF3D6" w:color="auto" w:val="clear"/>
-            <w:tcMar>
-              <w:top w:type="dxa" w:w="80"/>
-              <w:left w:type="dxa" w:w="120"/>
-              <w:bottom w:type="dxa" w:w="80"/>
-              <w:right w:type="dxa" w:w="120"/>
-            </w:tcMar>
-          </w:tcPr>
-          <w:p>
-            <w:pPr>
-              <w:spacing w:after="60"/>
-            </w:pPr>
-            <w:r>
-              <w:rPr>
-                <w:b/>
-                <w:bCs/>
-                <w:sz w:val="20"/>
-                <w:szCs w:val="20"/>
-              </w:rPr>
-              <w:t xml:space="preserve">已知问题（本次测试发现，修复前会遇到）</w:t>
-            </w:r>
-          </w:p>
-          <w:p>
-            <w:pPr>
-              <w:spacing w:line="300"/>
-            </w:pPr>
-            <w:r>
-              <w:rPr>
-                <w:sz w:val="20"/>
-                <w:szCs w:val="20"/>
-              </w:rPr>
-              <w:t xml:space="preserve">研究编号后面显示“（虚构）”，是演示用的说法。</w:t>
-            </w:r>
-          </w:p>
-        </w:tc>
-      </w:tr>
-    </w:tbl>
-    <w:p>
-      <w:pPr>
-        <w:spacing w:after="100" w:line="120"/>
-      </w:pPr>
-    </w:p>
     <w:p>
       <w:pPr>
         <w:pStyle w:val="Heading2"/>
@@ -3926,6 +3842,39 @@
                 <w:sz w:val="20"/>
                 <w:szCs w:val="20"/>
               </w:rPr>
+              <w:t xml:space="preserve">页签标题写“今天：&lt;当天日期&gt;”；每条随访按</w:t>
+            </w:r>
+            <w:r>
+              <w:rPr>
+                <w:b/>
+                <w:bCs/>
+                <w:sz w:val="20"/>
+                <w:szCs w:val="20"/>
+              </w:rPr>
+              <w:t xml:space="preserve">当天日期</w:t>
+            </w:r>
+            <w:r>
+              <w:rPr>
+                <w:sz w:val="20"/>
+                <w:szCs w:val="20"/>
+              </w:rPr>
+              <w:t xml:space="preserve">显示“未到期 / 今天到期 / 逾期”</w:t>
+            </w:r>
+          </w:p>
+          <w:p>
+            <w:pPr>
+              <w:pStyle w:val="ListParagraph"/>
+              <w:numPr>
+                <w:ilvl w:val="0"/>
+                <w:numId w:val="3"/>
+              </w:numPr>
+              <w:spacing w:after="30" w:line="276"/>
+            </w:pPr>
+            <w:r>
+              <w:rPr>
+                <w:sz w:val="20"/>
+                <w:szCs w:val="20"/>
+              </w:rPr>
               <w:t xml:space="preserve">空表保存提示“有 3 处需要修改”（随访方式、实际随访日期、失访都必填）</w:t>
             </w:r>
           </w:p>
@@ -3961,6 +3910,63 @@
                 <w:szCs w:val="20"/>
               </w:rPr>
               <w:t xml:space="preserve">失访要明确选“是”，失访时其余字段记为未知，不能留空当作阴性</w:t>
+            </w:r>
+          </w:p>
+        </w:tc>
+      </w:tr>
+    </w:tbl>
+    <w:p>
+      <w:pPr>
+        <w:spacing w:after="100" w:line="120"/>
+      </w:pPr>
+    </w:p>
+    <w:tbl>
+      <w:tblPr>
+        <w:tblW w:type="dxa" w:w="9638"/>
+        <w:tblBorders>
+          <w:top w:val="single" w:color="auto" w:sz="4"/>
+          <w:left w:val="single" w:color="auto" w:sz="4"/>
+          <w:bottom w:val="single" w:color="auto" w:sz="4"/>
+          <w:right w:val="single" w:color="auto" w:sz="4"/>
+          <w:insideH w:val="single" w:color="auto" w:sz="4"/>
+          <w:insideV w:val="single" w:color="auto" w:sz="4"/>
+        </w:tblBorders>
+        <w:tblLayout w:type="fixed"/>
+      </w:tblPr>
+      <w:tblGrid>
+        <w:gridCol w:w="9638"/>
+      </w:tblGrid>
+      <w:tr>
+        <w:trPr>
+          <w:cantSplit/>
+        </w:trPr>
+        <w:tc>
+          <w:tcPr>
+            <w:tcW w:type="dxa" w:w="9638"/>
+            <w:tcBorders>
+              <w:top w:val="none" w:color="FFFFFF" w:sz="0"/>
+              <w:left w:val="single" w:color="2A78D6" w:sz="24"/>
+              <w:bottom w:val="none" w:color="FFFFFF" w:sz="0"/>
+              <w:right w:val="none" w:color="FFFFFF" w:sz="0"/>
+            </w:tcBorders>
+            <w:shd w:fill="EAF2FC" w:color="auto" w:val="clear"/>
+            <w:tcMar>
+              <w:top w:type="dxa" w:w="80"/>
+              <w:left w:type="dxa" w:w="120"/>
+              <w:bottom w:type="dxa" w:w="80"/>
+              <w:right w:type="dxa" w:w="120"/>
+            </w:tcMar>
+          </w:tcPr>
+          <w:p>
+            <w:pPr>
+              <w:spacing w:line="300"/>
+            </w:pPr>
+            <w:r>
+              <w:rPr>
+                <w:sz w:val="20"/>
+                <w:szCs w:val="20"/>
+              </w:rPr>
+              <w:t xml:space="preserve">“填入虚构示例”的就诊时间是 2026-12-15，所以按真实的今天，它的随访都是“未到期”。</w:t>
             </w:r>
           </w:p>
         </w:tc>
@@ -4093,77 +4099,6 @@
         <w:t xml:space="preserve">图 12　第 7 天随访表</w:t>
       </w:r>
     </w:p>
-    <w:tbl>
-      <w:tblPr>
-        <w:tblW w:type="dxa" w:w="9638"/>
-        <w:tblBorders>
-          <w:top w:val="single" w:color="auto" w:sz="4"/>
-          <w:left w:val="single" w:color="auto" w:sz="4"/>
-          <w:bottom w:val="single" w:color="auto" w:sz="4"/>
-          <w:right w:val="single" w:color="auto" w:sz="4"/>
-          <w:insideH w:val="single" w:color="auto" w:sz="4"/>
-          <w:insideV w:val="single" w:color="auto" w:sz="4"/>
-        </w:tblBorders>
-        <w:tblLayout w:type="fixed"/>
-      </w:tblPr>
-      <w:tblGrid>
-        <w:gridCol w:w="9638"/>
-      </w:tblGrid>
-      <w:tr>
-        <w:trPr>
-          <w:cantSplit/>
-        </w:trPr>
-        <w:tc>
-          <w:tcPr>
-            <w:tcW w:type="dxa" w:w="9638"/>
-            <w:tcBorders>
-              <w:top w:val="none" w:color="FFFFFF" w:sz="0"/>
-              <w:left w:val="single" w:color="E0A100" w:sz="24"/>
-              <w:bottom w:val="none" w:color="FFFFFF" w:sz="0"/>
-              <w:right w:val="none" w:color="FFFFFF" w:sz="0"/>
-            </w:tcBorders>
-            <w:shd w:fill="FFF3D6" w:color="auto" w:val="clear"/>
-            <w:tcMar>
-              <w:top w:type="dxa" w:w="80"/>
-              <w:left w:type="dxa" w:w="120"/>
-              <w:bottom w:type="dxa" w:w="80"/>
-              <w:right w:type="dxa" w:w="120"/>
-            </w:tcMar>
-          </w:tcPr>
-          <w:p>
-            <w:pPr>
-              <w:spacing w:after="60"/>
-            </w:pPr>
-            <w:r>
-              <w:rPr>
-                <w:b/>
-                <w:bCs/>
-                <w:sz w:val="20"/>
-                <w:szCs w:val="20"/>
-              </w:rPr>
-              <w:t xml:space="preserve">已知问题（本次测试发现，修复前会遇到）</w:t>
-            </w:r>
-          </w:p>
-          <w:p>
-            <w:pPr>
-              <w:spacing w:line="300"/>
-            </w:pPr>
-            <w:r>
-              <w:rPr>
-                <w:sz w:val="20"/>
-                <w:szCs w:val="20"/>
-              </w:rPr>
-              <w:t xml:space="preserve">随访的“到期 / 逾期 / 今天到期”是按写死的演示日期 2026-12-15 算的（页面写“演示‘今天’：2026-12-15”），不是按真实的今天，正式使用时提醒不对。</w:t>
-            </w:r>
-          </w:p>
-        </w:tc>
-      </w:tr>
-    </w:tbl>
-    <w:p>
-      <w:pPr>
-        <w:spacing w:after="100" w:line="120"/>
-      </w:pPr>
-    </w:p>
     <w:p>
       <w:pPr>
         <w:pStyle w:val="Heading2"/>
@@ -4733,7 +4668,7 @@
                 <w:sz w:val="20"/>
                 <w:szCs w:val="20"/>
               </w:rPr>
-              <w:t xml:space="preserve">依次打开我的中心（可切换中心）、导入记录、总览、质控看板、使用说明</w:t>
+              <w:t xml:space="preserve">依次打开我的中心（可切换中心）、总览、质控看板、使用说明</w:t>
             </w:r>
           </w:p>
         </w:tc>
@@ -4767,7 +4702,7 @@
                 <w:sz w:val="20"/>
                 <w:szCs w:val="20"/>
               </w:rPr>
-              <w:t xml:space="preserve">欢迎提示：“这里只显示聚合量：总览和质控看板。逐例数据和病历文书不对观察者开放。”</w:t>
+              <w:t xml:space="preserve">菜单：我的中心、总览、质控看板、使用说明（没有导入记录）</w:t>
             </w:r>
           </w:p>
           <w:p>
@@ -4784,7 +4719,7 @@
                 <w:sz w:val="20"/>
                 <w:szCs w:val="20"/>
               </w:rPr>
-              <w:t xml:space="preserve">“我的中心”与医生看到的相同（已收集、导入次数、待处理问题、完整度），但没有“导入数据”</w:t>
+              <w:t xml:space="preserve">欢迎提示：“这里只显示聚合量：我的中心（各中心收集了多少、完整度）、总览和质控看板。导入记录、回执、问题清单、病例和原始文件不对观察者开放。”</w:t>
             </w:r>
           </w:p>
           <w:p>
@@ -4801,7 +4736,41 @@
                 <w:sz w:val="20"/>
                 <w:szCs w:val="20"/>
               </w:rPr>
-              <w:t xml:space="preserve">病例库、病例详情、候选分级、复核、审计都打不开</w:t>
+              <w:t xml:space="preserve">“我的中心”只有汇总数字（已收集、导入次数、待处理问题、完整度）和“下一步”的说明；没有“导入数据”“处理问题”“浏览病例”“导入记录”按钮，也没有“去做”链接</w:t>
+            </w:r>
+          </w:p>
+          <w:p>
+            <w:pPr>
+              <w:pStyle w:val="ListParagraph"/>
+              <w:numPr>
+                <w:ilvl w:val="0"/>
+                <w:numId w:val="3"/>
+              </w:numPr>
+              <w:spacing w:after="30" w:line="276"/>
+            </w:pPr>
+            <w:r>
+              <w:rPr>
+                <w:sz w:val="20"/>
+                <w:szCs w:val="20"/>
+              </w:rPr>
+              <w:t xml:space="preserve">质控看板的数字照实显示（系统内不做小格抑制）</w:t>
+            </w:r>
+          </w:p>
+          <w:p>
+            <w:pPr>
+              <w:pStyle w:val="ListParagraph"/>
+              <w:numPr>
+                <w:ilvl w:val="0"/>
+                <w:numId w:val="3"/>
+              </w:numPr>
+              <w:spacing w:after="30" w:line="276"/>
+            </w:pPr>
+            <w:r>
+              <w:rPr>
+                <w:sz w:val="20"/>
+                <w:szCs w:val="20"/>
+              </w:rPr>
+              <w:t xml:space="preserve">导入记录、回执、回执 Excel、问题清单、原始文件、病例库、病例详情、候选分级、复核、审计都打不开（403；D46）</w:t>
             </w:r>
           </w:p>
         </w:tc>
@@ -4873,139 +4842,13 @@
         <w:t xml:space="preserve">图 14　观察者的“我的中心”</w:t>
       </w:r>
     </w:p>
-    <w:tbl>
-      <w:tblPr>
-        <w:tblW w:type="dxa" w:w="9638"/>
-        <w:tblBorders>
-          <w:top w:val="single" w:color="auto" w:sz="4"/>
-          <w:left w:val="single" w:color="auto" w:sz="4"/>
-          <w:bottom w:val="single" w:color="auto" w:sz="4"/>
-          <w:right w:val="single" w:color="auto" w:sz="4"/>
-          <w:insideH w:val="single" w:color="auto" w:sz="4"/>
-          <w:insideV w:val="single" w:color="auto" w:sz="4"/>
-        </w:tblBorders>
-        <w:tblLayout w:type="fixed"/>
-      </w:tblPr>
-      <w:tblGrid>
-        <w:gridCol w:w="9638"/>
-      </w:tblGrid>
-      <w:tr>
-        <w:trPr>
-          <w:cantSplit/>
-        </w:trPr>
-        <w:tc>
-          <w:tcPr>
-            <w:tcW w:type="dxa" w:w="9638"/>
-            <w:tcBorders>
-              <w:top w:val="none" w:color="FFFFFF" w:sz="0"/>
-              <w:left w:val="single" w:color="E0A100" w:sz="24"/>
-              <w:bottom w:val="none" w:color="FFFFFF" w:sz="0"/>
-              <w:right w:val="none" w:color="FFFFFF" w:sz="0"/>
-            </w:tcBorders>
-            <w:shd w:fill="FFF3D6" w:color="auto" w:val="clear"/>
-            <w:tcMar>
-              <w:top w:type="dxa" w:w="80"/>
-              <w:left w:type="dxa" w:w="120"/>
-              <w:bottom w:type="dxa" w:w="80"/>
-              <w:right w:type="dxa" w:w="120"/>
-            </w:tcMar>
-          </w:tcPr>
-          <w:p>
-            <w:pPr>
-              <w:spacing w:after="60"/>
-            </w:pPr>
-            <w:r>
-              <w:rPr>
-                <w:b/>
-                <w:bCs/>
-                <w:sz w:val="20"/>
-                <w:szCs w:val="20"/>
-              </w:rPr>
-              <w:t xml:space="preserve">已知问题（本次测试发现，修复前会遇到）</w:t>
-            </w:r>
-          </w:p>
-          <w:p>
-            <w:pPr>
-              <w:pStyle w:val="ListParagraph"/>
-              <w:numPr>
-                <w:ilvl w:val="0"/>
-                <w:numId w:val="3"/>
-              </w:numPr>
-              <w:spacing w:after="30" w:line="276"/>
-            </w:pPr>
-            <w:r>
-              <w:rPr>
-                <w:sz w:val="20"/>
-                <w:szCs w:val="20"/>
-              </w:rPr>
-              <w:t xml:space="preserve">观察者能打开所有中心的导入记录和回执：回执 Excel 里有姓名、就诊编号，问题清单有原值，回执页点文件名还能</w:t>
-            </w:r>
-            <w:r>
-              <w:rPr>
-                <w:b/>
-                <w:bCs/>
-                <w:sz w:val="20"/>
-                <w:szCs w:val="20"/>
-              </w:rPr>
-              <w:t xml:space="preserve">下载医院原始 Excel</w:t>
-            </w:r>
-            <w:r>
-              <w:rPr>
-                <w:sz w:val="20"/>
-                <w:szCs w:val="20"/>
-              </w:rPr>
-              <w:t xml:space="preserve">。与欢迎提示的说法不一致，观察者该不该看这些需研究者定。</w:t>
-            </w:r>
-          </w:p>
-          <w:p>
-            <w:pPr>
-              <w:pStyle w:val="ListParagraph"/>
-              <w:numPr>
-                <w:ilvl w:val="0"/>
-                <w:numId w:val="3"/>
-              </w:numPr>
-              <w:spacing w:after="30" w:line="276"/>
-            </w:pPr>
-            <w:r>
-              <w:rPr>
-                <w:sz w:val="20"/>
-                <w:szCs w:val="20"/>
-              </w:rPr>
-              <w:t xml:space="preserve">“我的中心”给观察者也显示“处理问题”“浏览病例”按钮，点了会被弹回。</w:t>
-            </w:r>
-          </w:p>
-          <w:p>
-            <w:pPr>
-              <w:pStyle w:val="ListParagraph"/>
-              <w:numPr>
-                <w:ilvl w:val="0"/>
-                <w:numId w:val="3"/>
-              </w:numPr>
-              <w:spacing w:after="30" w:line="276"/>
-            </w:pPr>
-            <w:r>
-              <w:rPr>
-                <w:sz w:val="20"/>
-                <w:szCs w:val="20"/>
-              </w:rPr>
-              <w:t xml:space="preserve">欢迎提示写“计数 1–9 显示为‘&lt;10’（小格抑制）”，与 D41（系统内照实显示）不一致。</w:t>
-            </w:r>
-          </w:p>
-        </w:tc>
-      </w:tr>
-    </w:tbl>
-    <w:p>
-      <w:pPr>
-        <w:spacing w:after="100" w:line="120"/>
-      </w:pPr>
-    </w:p>
     <w:p>
       <w:pPr>
         <w:pStyle w:val="Heading1"/>
         <w:pageBreakBefore/>
       </w:pPr>
       <w:r>
-        <w:t xml:space="preserve">4　本次测试发现、与这三个角色有关的问题</w:t>
+        <w:t xml:space="preserve">4　2026-10-16 测试发现的问题：已修复</w:t>
       </w:r>
     </w:p>
     <w:p>
@@ -5018,7 +4861,7 @@
         <w:spacing w:after="30" w:line="276"/>
       </w:pPr>
       <w:r>
-        <w:t xml:space="preserve">复核：页面上建不了复核批次；复核员用户名必须是 reviewer1 / reviewer2（阻断，研究者教程步骤 7）。</w:t>
+        <w:t xml:space="preserve">复核：研究者在页面上建复核批次，复核员不限用户名（#15）；复核员菜单不再显示“研究者”分组标题，接口不再发 R 编号（#16）。</w:t>
       </w:r>
     </w:p>
     <w:p>
@@ -5031,7 +4874,7 @@
         <w:spacing w:after="30" w:line="276"/>
       </w:pPr>
       <w:r>
-        <w:t xml:space="preserve">复核员菜单上方显示“研究者”分组标题；复核条目接口给复核员返回了 R 编号（页面不显示）。</w:t>
+        <w:t xml:space="preserve">前瞻录入：随访到期按当天日期算；研究编号后不再写“（虚构）”（#21）。</w:t>
       </w:r>
     </w:p>
     <w:p>
@@ -5044,20 +4887,7 @@
         <w:spacing w:after="30" w:line="276"/>
       </w:pPr>
       <w:r>
-        <w:t xml:space="preserve">前瞻录入：随访到期按写死的演示日期算；研究编号带“（虚构）”。</w:t>
-      </w:r>
-    </w:p>
-    <w:p>
-      <w:pPr>
-        <w:pStyle w:val="ListParagraph"/>
-        <w:numPr>
-          <w:ilvl w:val="0"/>
-          <w:numId w:val="3"/>
-        </w:numPr>
-        <w:spacing w:after="30" w:line="276"/>
-      </w:pPr>
-      <w:r>
-        <w:t xml:space="preserve">观察者：能下载原始 Excel 和带姓名的回执；页面写“小格抑制”。</w:t>
+        <w:t xml:space="preserve">观察者：只看聚合，导入记录、回执、原始文件等都不开放；欢迎提示按 D41、D46 改（#20）。</w:t>
       </w:r>
     </w:p>
     <w:p>
@@ -5070,14 +4900,14 @@
         <w:spacing w:after="120" w:line="320"/>
       </w:pPr>
       <w:r>
-        <w:t xml:space="preserve">完整清单、原因和修改建议见 </w:t>
+        <w:t xml:space="preserve">修改内容和验证见 </w:t>
       </w:r>
       <w:r>
         <w:rPr>
           <w:rFonts w:ascii="Consolas" w:eastAsia="Microsoft YaHei" w:hAnsi="Consolas"/>
           <w:shd w:fill="F0EFEC" w:color="auto" w:val="clear"/>
         </w:rPr>
-        <w:t xml:space="preserve">docs/flucase/flucase全角色测试报告_20261016.md</w:t>
+        <w:t xml:space="preserve">docs/flucase/flucase测试问题修复报告_20261016.md</w:t>
       </w:r>
       <w:r>
         <w:t xml:space="preserve">。</w:t>

--- a/docs/flucase/flucase测试教程_复核员录入员观察者_20261016.docx
+++ b/docs/flucase/flucase测试教程_复核员录入员观察者_20261016.docx
@@ -371,7 +371,7 @@
                 <w:sz w:val="19"/>
                 <w:szCs w:val="19"/>
               </w:rPr>
-              <w:t xml:space="preserve">本机正式模式、虚构数据，flucase fix/t0-r4-20261016 470cae9</w:t>
+              <w:t xml:space="preserve">本机正式模式、虚构数据，flucase main 470cae9</w:t>
             </w:r>
           </w:p>
         </w:tc>
@@ -482,7 +482,7 @@
           <w:sz w:val="17"/>
           <w:szCs w:val="17"/>
         </w:rPr>
-        <w:t xml:space="preserve">截图来自 2026-10-16 测试问题修复后的本机正式模式测试（flucase fix/t0-r4-20261016 470cae9，FLUCASE_ENV=prod），病例、姓名、编号全部虚构，本文不含任何真实病例。真实数据测试时只回报计数、问题代码、页面现象和原表列名，不发病例内容，也不发带病例信息的截图。</w:t>
+        <w:t xml:space="preserve">截图来自 2026-10-16 测试问题修复后的本机正式模式测试（flucase main 470cae9，FLUCASE_ENV=prod），病例、姓名、编号全部虚构，本文不含任何真实病例。真实数据测试时只回报计数、问题代码、页面现象和原表列名，不发病例内容，也不发带病例信息的截图。</w:t>
       </w:r>
     </w:p>
     <w:p>
